--- a/results.docx
+++ b/results.docx
@@ -25,12 +25,14 @@
               <w:top w:val="nil"/>
               <w:left w:val="nil"/>
             </w:tcBorders>
+            <w:shd w:val="clear" w:color="auto" w:fill="auto"/>
           </w:tcPr>
           <w:p/>
         </w:tc>
         <w:tc>
           <w:tcPr>
             <w:tcW w:w="1334" w:type="dxa"/>
+            <w:shd w:val="clear" w:color="auto" w:fill="D9D9D9" w:themeFill="background1" w:themeFillShade="D9"/>
           </w:tcPr>
           <w:p>
             <w:r>
@@ -41,6 +43,7 @@
         <w:tc>
           <w:tcPr>
             <w:tcW w:w="1335" w:type="dxa"/>
+            <w:shd w:val="clear" w:color="auto" w:fill="D9D9D9" w:themeFill="background1" w:themeFillShade="D9"/>
           </w:tcPr>
           <w:p>
             <w:r>
@@ -51,6 +54,7 @@
         <w:tc>
           <w:tcPr>
             <w:tcW w:w="1336" w:type="dxa"/>
+            <w:shd w:val="clear" w:color="auto" w:fill="D9D9D9" w:themeFill="background1" w:themeFillShade="D9"/>
           </w:tcPr>
           <w:p>
             <w:r>
@@ -61,6 +65,7 @@
         <w:tc>
           <w:tcPr>
             <w:tcW w:w="1336" w:type="dxa"/>
+            <w:shd w:val="clear" w:color="auto" w:fill="D9D9D9" w:themeFill="background1" w:themeFillShade="D9"/>
           </w:tcPr>
           <w:p>
             <w:r>
@@ -71,6 +76,7 @@
         <w:tc>
           <w:tcPr>
             <w:tcW w:w="1336" w:type="dxa"/>
+            <w:shd w:val="clear" w:color="auto" w:fill="D9D9D9" w:themeFill="background1" w:themeFillShade="D9"/>
           </w:tcPr>
           <w:p>
             <w:r>
@@ -81,6 +87,7 @@
         <w:tc>
           <w:tcPr>
             <w:tcW w:w="1336" w:type="dxa"/>
+            <w:shd w:val="clear" w:color="auto" w:fill="D9D9D9" w:themeFill="background1" w:themeFillShade="D9"/>
           </w:tcPr>
           <w:p>
             <w:r>
@@ -93,6 +100,7 @@
         <w:tc>
           <w:tcPr>
             <w:tcW w:w="1337" w:type="dxa"/>
+            <w:shd w:val="clear" w:color="auto" w:fill="D9D9D9" w:themeFill="background1" w:themeFillShade="D9"/>
           </w:tcPr>
           <w:p>
             <w:r>
@@ -103,44 +111,71 @@
         <w:tc>
           <w:tcPr>
             <w:tcW w:w="1334" w:type="dxa"/>
+            <w:shd w:val="clear" w:color="auto" w:fill="auto"/>
           </w:tcPr>
           <w:p/>
         </w:tc>
         <w:tc>
           <w:tcPr>
             <w:tcW w:w="1335" w:type="dxa"/>
-          </w:tcPr>
-          <w:p/>
-        </w:tc>
-        <w:tc>
-          <w:tcPr>
-            <w:tcW w:w="1336" w:type="dxa"/>
-          </w:tcPr>
-          <w:p/>
-        </w:tc>
-        <w:tc>
-          <w:tcPr>
-            <w:tcW w:w="1336" w:type="dxa"/>
-          </w:tcPr>
-          <w:p/>
-        </w:tc>
-        <w:tc>
-          <w:tcPr>
-            <w:tcW w:w="1336" w:type="dxa"/>
-          </w:tcPr>
-          <w:p/>
-        </w:tc>
-        <w:tc>
-          <w:tcPr>
-            <w:tcW w:w="1336" w:type="dxa"/>
-          </w:tcPr>
-          <w:p/>
+            <w:shd w:val="clear" w:color="auto" w:fill="auto"/>
+          </w:tcPr>
+          <w:p>
+            <w:r>
+              <w:t>50 elements</w:t>
+            </w:r>
+          </w:p>
+        </w:tc>
+        <w:tc>
+          <w:tcPr>
+            <w:tcW w:w="1336" w:type="dxa"/>
+            <w:shd w:val="clear" w:color="auto" w:fill="auto"/>
+          </w:tcPr>
+          <w:p>
+            <w:r>
+              <w:t>10000 elements</w:t>
+            </w:r>
+          </w:p>
+        </w:tc>
+        <w:tc>
+          <w:tcPr>
+            <w:tcW w:w="1336" w:type="dxa"/>
+            <w:shd w:val="clear" w:color="auto" w:fill="auto"/>
+          </w:tcPr>
+          <w:p>
+            <w:r>
+              <w:t>10000000 elements</w:t>
+            </w:r>
+          </w:p>
+        </w:tc>
+        <w:tc>
+          <w:tcPr>
+            <w:tcW w:w="1336" w:type="dxa"/>
+            <w:shd w:val="clear" w:color="auto" w:fill="auto"/>
+          </w:tcPr>
+          <w:p>
+            <w:r>
+              <w:t>10000 elements</w:t>
+            </w:r>
+          </w:p>
+        </w:tc>
+        <w:tc>
+          <w:tcPr>
+            <w:tcW w:w="1336" w:type="dxa"/>
+            <w:shd w:val="clear" w:color="auto" w:fill="auto"/>
+          </w:tcPr>
+          <w:p>
+            <w:r>
+              <w:t>10000 elements</w:t>
+            </w:r>
+          </w:p>
         </w:tc>
       </w:tr>
       <w:tr>
         <w:tc>
           <w:tcPr>
             <w:tcW w:w="1337" w:type="dxa"/>
+            <w:shd w:val="clear" w:color="auto" w:fill="D9D9D9" w:themeFill="background1" w:themeFillShade="D9"/>
           </w:tcPr>
           <w:p>
             <w:r>
@@ -151,6 +186,7 @@
         <w:tc>
           <w:tcPr>
             <w:tcW w:w="1334" w:type="dxa"/>
+            <w:shd w:val="clear" w:color="auto" w:fill="auto"/>
           </w:tcPr>
           <w:p/>
         </w:tc>
@@ -161,51 +197,51 @@
           </w:tcPr>
           <w:p>
             <w:r>
-              <w:t>0.0003</w:t>
-            </w:r>
-          </w:p>
-        </w:tc>
-        <w:tc>
-          <w:tcPr>
-            <w:tcW w:w="1336" w:type="dxa"/>
-            <w:shd w:val="clear" w:color="auto" w:fill="auto"/>
-          </w:tcPr>
-          <w:p>
-            <w:r>
-              <w:t>8.6228</w:t>
-            </w:r>
-          </w:p>
-        </w:tc>
-        <w:tc>
-          <w:tcPr>
-            <w:tcW w:w="1336" w:type="dxa"/>
-            <w:shd w:val="clear" w:color="auto" w:fill="auto"/>
-          </w:tcPr>
-          <w:p>
-            <w:r>
-              <w:t>&gt;7000</w:t>
-            </w:r>
-          </w:p>
-        </w:tc>
-        <w:tc>
-          <w:tcPr>
-            <w:tcW w:w="1336" w:type="dxa"/>
-            <w:shd w:val="clear" w:color="auto" w:fill="auto"/>
-          </w:tcPr>
-          <w:p>
-            <w:r>
-              <w:t>0.0805</w:t>
-            </w:r>
-          </w:p>
-        </w:tc>
-        <w:tc>
-          <w:tcPr>
-            <w:tcW w:w="1336" w:type="dxa"/>
-            <w:shd w:val="clear" w:color="auto" w:fill="auto"/>
-          </w:tcPr>
-          <w:p>
-            <w:r>
-              <w:t>23.5255</w:t>
+              <w:t>0.0001</w:t>
+            </w:r>
+          </w:p>
+        </w:tc>
+        <w:tc>
+          <w:tcPr>
+            <w:tcW w:w="1336" w:type="dxa"/>
+            <w:shd w:val="clear" w:color="auto" w:fill="auto"/>
+          </w:tcPr>
+          <w:p>
+            <w:r>
+              <w:t>6.8014</w:t>
+            </w:r>
+          </w:p>
+        </w:tc>
+        <w:tc>
+          <w:tcPr>
+            <w:tcW w:w="1336" w:type="dxa"/>
+            <w:shd w:val="clear" w:color="auto" w:fill="auto"/>
+          </w:tcPr>
+          <w:p>
+            <w:r>
+              <w:t>-</w:t>
+            </w:r>
+          </w:p>
+        </w:tc>
+        <w:tc>
+          <w:tcPr>
+            <w:tcW w:w="1336" w:type="dxa"/>
+            <w:shd w:val="clear" w:color="auto" w:fill="auto"/>
+          </w:tcPr>
+          <w:p>
+            <w:r>
+              <w:t>5.4649</w:t>
+            </w:r>
+          </w:p>
+        </w:tc>
+        <w:tc>
+          <w:tcPr>
+            <w:tcW w:w="1336" w:type="dxa"/>
+            <w:shd w:val="clear" w:color="auto" w:fill="auto"/>
+          </w:tcPr>
+          <w:p>
+            <w:r>
+              <w:t>23.2172</w:t>
             </w:r>
           </w:p>
         </w:tc>
@@ -214,6 +250,7 @@
         <w:tc>
           <w:tcPr>
             <w:tcW w:w="1337" w:type="dxa"/>
+            <w:shd w:val="clear" w:color="auto" w:fill="D9D9D9" w:themeFill="background1" w:themeFillShade="D9"/>
           </w:tcPr>
           <w:p>
             <w:r>
@@ -224,12 +261,14 @@
         <w:tc>
           <w:tcPr>
             <w:tcW w:w="1334" w:type="dxa"/>
+            <w:shd w:val="clear" w:color="auto" w:fill="auto"/>
           </w:tcPr>
           <w:p/>
         </w:tc>
         <w:tc>
           <w:tcPr>
             <w:tcW w:w="1335" w:type="dxa"/>
+            <w:shd w:val="clear" w:color="auto" w:fill="auto"/>
           </w:tcPr>
           <w:p>
             <w:r>
@@ -243,41 +282,44 @@
         <w:tc>
           <w:tcPr>
             <w:tcW w:w="1336" w:type="dxa"/>
-          </w:tcPr>
-          <w:p>
-            <w:r>
-              <w:t>0.0111</w:t>
-            </w:r>
-          </w:p>
-        </w:tc>
-        <w:tc>
-          <w:tcPr>
-            <w:tcW w:w="1336" w:type="dxa"/>
-            <w:shd w:val="clear" w:color="auto" w:fill="92D050"/>
-          </w:tcPr>
-          <w:p>
-            <w:r>
-              <w:t>2.8561</w:t>
-            </w:r>
-          </w:p>
-        </w:tc>
-        <w:tc>
-          <w:tcPr>
-            <w:tcW w:w="1336" w:type="dxa"/>
-          </w:tcPr>
-          <w:p>
-            <w:r>
-              <w:t>1.0590</w:t>
-            </w:r>
-          </w:p>
-        </w:tc>
-        <w:tc>
-          <w:tcPr>
-            <w:tcW w:w="1336" w:type="dxa"/>
-          </w:tcPr>
-          <w:p>
-            <w:r>
-              <w:t>0.0324</w:t>
+            <w:shd w:val="clear" w:color="auto" w:fill="auto"/>
+          </w:tcPr>
+          <w:p>
+            <w:r>
+              <w:t>0.0113</w:t>
+            </w:r>
+          </w:p>
+        </w:tc>
+        <w:tc>
+          <w:tcPr>
+            <w:tcW w:w="1336" w:type="dxa"/>
+            <w:shd w:val="clear" w:color="auto" w:fill="auto"/>
+          </w:tcPr>
+          <w:p>
+            <w:r>
+              <w:t>66.5614</w:t>
+            </w:r>
+          </w:p>
+        </w:tc>
+        <w:tc>
+          <w:tcPr>
+            <w:tcW w:w="1336" w:type="dxa"/>
+            <w:shd w:val="clear" w:color="auto" w:fill="auto"/>
+          </w:tcPr>
+          <w:p>
+            <w:r>
+              <w:t>3.2624</w:t>
+            </w:r>
+          </w:p>
+        </w:tc>
+        <w:tc>
+          <w:tcPr>
+            <w:tcW w:w="1336" w:type="dxa"/>
+            <w:shd w:val="clear" w:color="auto" w:fill="auto"/>
+          </w:tcPr>
+          <w:p>
+            <w:r>
+              <w:t>0.0274</w:t>
             </w:r>
           </w:p>
         </w:tc>
@@ -286,6 +328,7 @@
         <w:tc>
           <w:tcPr>
             <w:tcW w:w="1337" w:type="dxa"/>
+            <w:shd w:val="clear" w:color="auto" w:fill="D9D9D9" w:themeFill="background1" w:themeFillShade="D9"/>
           </w:tcPr>
           <w:p>
             <w:r>
@@ -296,53 +339,58 @@
         <w:tc>
           <w:tcPr>
             <w:tcW w:w="1334" w:type="dxa"/>
+            <w:shd w:val="clear" w:color="auto" w:fill="auto"/>
           </w:tcPr>
           <w:p/>
         </w:tc>
         <w:tc>
           <w:tcPr>
             <w:tcW w:w="1335" w:type="dxa"/>
-          </w:tcPr>
-          <w:p>
-            <w:r>
-              <w:t>0.0001</w:t>
-            </w:r>
-          </w:p>
-        </w:tc>
-        <w:tc>
-          <w:tcPr>
-            <w:tcW w:w="1336" w:type="dxa"/>
-          </w:tcPr>
-          <w:p>
-            <w:r>
-              <w:t>0.0233</w:t>
-            </w:r>
-          </w:p>
-        </w:tc>
-        <w:tc>
-          <w:tcPr>
-            <w:tcW w:w="1336" w:type="dxa"/>
-          </w:tcPr>
-          <w:p>
-            <w:r>
-              <w:t>4.1164</w:t>
-            </w:r>
-          </w:p>
-        </w:tc>
-        <w:tc>
-          <w:tcPr>
-            <w:tcW w:w="1336" w:type="dxa"/>
-            <w:shd w:val="clear" w:color="auto" w:fill="92D050"/>
-          </w:tcPr>
-          <w:p>
-            <w:r>
-              <w:t>0.0194</w:t>
-            </w:r>
-          </w:p>
-        </w:tc>
-        <w:tc>
-          <w:tcPr>
-            <w:tcW w:w="1336" w:type="dxa"/>
+            <w:shd w:val="clear" w:color="auto" w:fill="auto"/>
+          </w:tcPr>
+          <w:p>
+            <w:r>
+              <w:t>~0.00008</w:t>
+            </w:r>
+          </w:p>
+        </w:tc>
+        <w:tc>
+          <w:tcPr>
+            <w:tcW w:w="1336" w:type="dxa"/>
+            <w:shd w:val="clear" w:color="auto" w:fill="auto"/>
+          </w:tcPr>
+          <w:p>
+            <w:r>
+              <w:t>0.0231</w:t>
+            </w:r>
+          </w:p>
+        </w:tc>
+        <w:tc>
+          <w:tcPr>
+            <w:tcW w:w="1336" w:type="dxa"/>
+            <w:shd w:val="clear" w:color="auto" w:fill="auto"/>
+          </w:tcPr>
+          <w:p>
+            <w:r>
+              <w:t>52.0069</w:t>
+            </w:r>
+          </w:p>
+        </w:tc>
+        <w:tc>
+          <w:tcPr>
+            <w:tcW w:w="1336" w:type="dxa"/>
+            <w:shd w:val="clear" w:color="auto" w:fill="auto"/>
+          </w:tcPr>
+          <w:p>
+            <w:r>
+              <w:t>0.0203</w:t>
+            </w:r>
+          </w:p>
+        </w:tc>
+        <w:tc>
+          <w:tcPr>
+            <w:tcW w:w="1336" w:type="dxa"/>
+            <w:shd w:val="clear" w:color="auto" w:fill="auto"/>
           </w:tcPr>
           <w:p>
             <w:r>
@@ -355,6 +403,7 @@
         <w:tc>
           <w:tcPr>
             <w:tcW w:w="1337" w:type="dxa"/>
+            <w:shd w:val="clear" w:color="auto" w:fill="D9D9D9" w:themeFill="background1" w:themeFillShade="D9"/>
           </w:tcPr>
           <w:p>
             <w:r>
@@ -365,58 +414,62 @@
         <w:tc>
           <w:tcPr>
             <w:tcW w:w="1334" w:type="dxa"/>
+            <w:shd w:val="clear" w:color="auto" w:fill="auto"/>
           </w:tcPr>
           <w:p/>
         </w:tc>
         <w:tc>
           <w:tcPr>
             <w:tcW w:w="1335" w:type="dxa"/>
-          </w:tcPr>
-          <w:p>
-            <w:r>
-              <w:t>0.0001</w:t>
-            </w:r>
-          </w:p>
-        </w:tc>
-        <w:tc>
-          <w:tcPr>
-            <w:tcW w:w="1336" w:type="dxa"/>
-            <w:shd w:val="clear" w:color="auto" w:fill="FF0000"/>
-          </w:tcPr>
-          <w:p>
-            <w:r>
-              <w:t>4.9625</w:t>
-            </w:r>
-          </w:p>
-        </w:tc>
-        <w:tc>
-          <w:tcPr>
-            <w:tcW w:w="1336" w:type="dxa"/>
-            <w:shd w:val="clear" w:color="auto" w:fill="FF0000"/>
-          </w:tcPr>
-          <w:p>
-            <w:r>
-              <w:t>~57 days</w:t>
-            </w:r>
-          </w:p>
-        </w:tc>
-        <w:tc>
-          <w:tcPr>
-            <w:tcW w:w="1336" w:type="dxa"/>
-          </w:tcPr>
-          <w:p>
-            <w:r>
-              <w:t>4.1933</w:t>
-            </w:r>
-          </w:p>
-        </w:tc>
-        <w:tc>
-          <w:tcPr>
-            <w:tcW w:w="1336" w:type="dxa"/>
-          </w:tcPr>
-          <w:p>
-            <w:r>
-              <w:t>5.1896</w:t>
+            <w:shd w:val="clear" w:color="auto" w:fill="auto"/>
+          </w:tcPr>
+          <w:p>
+            <w:r>
+              <w:t>~0.00005</w:t>
+            </w:r>
+          </w:p>
+        </w:tc>
+        <w:tc>
+          <w:tcPr>
+            <w:tcW w:w="1336" w:type="dxa"/>
+            <w:shd w:val="clear" w:color="auto" w:fill="auto"/>
+          </w:tcPr>
+          <w:p>
+            <w:r>
+              <w:t>1.8581</w:t>
+            </w:r>
+          </w:p>
+        </w:tc>
+        <w:tc>
+          <w:tcPr>
+            <w:tcW w:w="1336" w:type="dxa"/>
+            <w:shd w:val="clear" w:color="auto" w:fill="auto"/>
+          </w:tcPr>
+          <w:p>
+            <w:r>
+              <w:t>-</w:t>
+            </w:r>
+          </w:p>
+        </w:tc>
+        <w:tc>
+          <w:tcPr>
+            <w:tcW w:w="1336" w:type="dxa"/>
+            <w:shd w:val="clear" w:color="auto" w:fill="auto"/>
+          </w:tcPr>
+          <w:p>
+            <w:r>
+              <w:t>1.6211</w:t>
+            </w:r>
+          </w:p>
+        </w:tc>
+        <w:tc>
+          <w:tcPr>
+            <w:tcW w:w="1336" w:type="dxa"/>
+            <w:shd w:val="clear" w:color="auto" w:fill="auto"/>
+          </w:tcPr>
+          <w:p>
+            <w:r>
+              <w:t>1.8398</w:t>
             </w:r>
           </w:p>
         </w:tc>
@@ -425,6 +478,7 @@
         <w:tc>
           <w:tcPr>
             <w:tcW w:w="1337" w:type="dxa"/>
+            <w:shd w:val="clear" w:color="auto" w:fill="D9D9D9" w:themeFill="background1" w:themeFillShade="D9"/>
           </w:tcPr>
           <w:p>
             <w:r>
@@ -435,59 +489,68 @@
         <w:tc>
           <w:tcPr>
             <w:tcW w:w="1334" w:type="dxa"/>
+            <w:shd w:val="clear" w:color="auto" w:fill="auto"/>
           </w:tcPr>
           <w:p/>
         </w:tc>
         <w:tc>
           <w:tcPr>
             <w:tcW w:w="1335" w:type="dxa"/>
-          </w:tcPr>
-          <w:p>
-            <w:r>
-              <w:t>0.0001</w:t>
-            </w:r>
-          </w:p>
-        </w:tc>
-        <w:tc>
-          <w:tcPr>
-            <w:tcW w:w="1336" w:type="dxa"/>
-          </w:tcPr>
-          <w:p>
-            <w:r>
-              <w:t>4.4829</w:t>
-            </w:r>
-          </w:p>
-        </w:tc>
-        <w:tc>
-          <w:tcPr>
-            <w:tcW w:w="1336" w:type="dxa"/>
-            <w:shd w:val="clear" w:color="auto" w:fill="FF0000"/>
-          </w:tcPr>
-          <w:p>
-            <w:r>
-              <w:t>~57 days</w:t>
-            </w:r>
-          </w:p>
-        </w:tc>
-        <w:tc>
-          <w:tcPr>
-            <w:tcW w:w="1336" w:type="dxa"/>
-            <w:shd w:val="clear" w:color="auto" w:fill="FF0000"/>
-          </w:tcPr>
-          <w:p>
-            <w:r>
-              <w:t>4.2617</w:t>
-            </w:r>
-          </w:p>
-        </w:tc>
-        <w:tc>
-          <w:tcPr>
-            <w:tcW w:w="1336" w:type="dxa"/>
-            <w:shd w:val="clear" w:color="auto" w:fill="FF0000"/>
-          </w:tcPr>
-          <w:p>
-            <w:r>
-              <w:t>5.6063</w:t>
+            <w:shd w:val="clear" w:color="auto" w:fill="auto"/>
+          </w:tcPr>
+          <w:p>
+            <w:r>
+              <w:t>~</w:t>
+            </w:r>
+            <w:r>
+              <w:t>0.000</w:t>
+            </w:r>
+            <w:r>
+              <w:t>5</w:t>
+            </w:r>
+          </w:p>
+        </w:tc>
+        <w:tc>
+          <w:tcPr>
+            <w:tcW w:w="1336" w:type="dxa"/>
+            <w:shd w:val="clear" w:color="auto" w:fill="auto"/>
+          </w:tcPr>
+          <w:p>
+            <w:r>
+              <w:t>1.8557</w:t>
+            </w:r>
+          </w:p>
+        </w:tc>
+        <w:tc>
+          <w:tcPr>
+            <w:tcW w:w="1336" w:type="dxa"/>
+            <w:shd w:val="clear" w:color="auto" w:fill="auto"/>
+          </w:tcPr>
+          <w:p>
+            <w:r>
+              <w:t>-</w:t>
+            </w:r>
+          </w:p>
+        </w:tc>
+        <w:tc>
+          <w:tcPr>
+            <w:tcW w:w="1336" w:type="dxa"/>
+            <w:shd w:val="clear" w:color="auto" w:fill="auto"/>
+          </w:tcPr>
+          <w:p>
+            <w:r>
+              <w:t>1.7907</w:t>
+            </w:r>
+          </w:p>
+        </w:tc>
+        <w:tc>
+          <w:tcPr>
+            <w:tcW w:w="1336" w:type="dxa"/>
+            <w:shd w:val="clear" w:color="auto" w:fill="auto"/>
+          </w:tcPr>
+          <w:p>
+            <w:r>
+              <w:t>2.1924</w:t>
             </w:r>
           </w:p>
         </w:tc>
@@ -496,6 +559,7 @@
         <w:tc>
           <w:tcPr>
             <w:tcW w:w="1337" w:type="dxa"/>
+            <w:shd w:val="clear" w:color="auto" w:fill="D9D9D9" w:themeFill="background1" w:themeFillShade="D9"/>
           </w:tcPr>
           <w:p>
             <w:r>
@@ -506,6 +570,7 @@
         <w:tc>
           <w:tcPr>
             <w:tcW w:w="1334" w:type="dxa"/>
+            <w:shd w:val="clear" w:color="auto" w:fill="auto"/>
           </w:tcPr>
           <w:p/>
         </w:tc>
@@ -516,47 +581,51 @@
           </w:tcPr>
           <w:p>
             <w:r>
-              <w:t>0.0040</w:t>
-            </w:r>
-          </w:p>
-        </w:tc>
-        <w:tc>
-          <w:tcPr>
-            <w:tcW w:w="1336" w:type="dxa"/>
-          </w:tcPr>
-          <w:p>
-            <w:r>
-              <w:t>0.0102</w:t>
-            </w:r>
-          </w:p>
-        </w:tc>
-        <w:tc>
-          <w:tcPr>
-            <w:tcW w:w="1336" w:type="dxa"/>
-          </w:tcPr>
-          <w:p>
-            <w:r>
-              <w:t>0.1793</w:t>
-            </w:r>
-          </w:p>
-        </w:tc>
-        <w:tc>
-          <w:tcPr>
-            <w:tcW w:w="1336" w:type="dxa"/>
-          </w:tcPr>
-          <w:p>
-            <w:r>
-              <w:t>0.0024</w:t>
-            </w:r>
-          </w:p>
-        </w:tc>
-        <w:tc>
-          <w:tcPr>
-            <w:tcW w:w="1336" w:type="dxa"/>
-          </w:tcPr>
-          <w:p>
-            <w:r>
-              <w:t>0.0032</w:t>
+              <w:t>0.0055</w:t>
+            </w:r>
+          </w:p>
+        </w:tc>
+        <w:tc>
+          <w:tcPr>
+            <w:tcW w:w="1336" w:type="dxa"/>
+            <w:shd w:val="clear" w:color="auto" w:fill="auto"/>
+          </w:tcPr>
+          <w:p>
+            <w:r>
+              <w:t>0.0070</w:t>
+            </w:r>
+          </w:p>
+        </w:tc>
+        <w:tc>
+          <w:tcPr>
+            <w:tcW w:w="1336" w:type="dxa"/>
+            <w:shd w:val="clear" w:color="auto" w:fill="auto"/>
+          </w:tcPr>
+          <w:p>
+            <w:r>
+              <w:t>2.0340</w:t>
+            </w:r>
+          </w:p>
+        </w:tc>
+        <w:tc>
+          <w:tcPr>
+            <w:tcW w:w="1336" w:type="dxa"/>
+            <w:shd w:val="clear" w:color="auto" w:fill="auto"/>
+          </w:tcPr>
+          <w:p>
+            <w:r>
+              <w:t>0.0064</w:t>
+            </w:r>
+          </w:p>
+        </w:tc>
+        <w:tc>
+          <w:tcPr>
+            <w:tcW w:w="1336" w:type="dxa"/>
+            <w:shd w:val="clear" w:color="auto" w:fill="auto"/>
+          </w:tcPr>
+          <w:p>
+            <w:r>
+              <w:t>0.0065</w:t>
             </w:r>
           </w:p>
         </w:tc>
@@ -565,7 +634,66 @@
     <w:p>
       <w:r>
         <w:br/>
-        <w:t>Note that length2a, length4a and length5a are somewhat corrupted and need encryption when reading, this is included in the algorithm files but needs to be kept in mind</w:t>
+        <w:t>Note that length2a, length4a and</w:t>
+      </w:r>
+      <w:r>
+        <w:t xml:space="preserve"> all of</w:t>
+      </w:r>
+      <w:r>
+        <w:t xml:space="preserve"> length5 are somewhat corrupted</w:t>
+      </w:r>
+      <w:r>
+        <w:t xml:space="preserve"> when writing</w:t>
+      </w:r>
+      <w:r>
+        <w:t xml:space="preserve"> and need encryption when reading, this is included in the algorithm files but needs to be kept in mind</w:t>
+      </w:r>
+      <w:r>
+        <w:t xml:space="preserve"> for other tests.</w:t>
+      </w:r>
+    </w:p>
+    <w:p/>
+    <w:p>
+      <w:r>
+        <w:t xml:space="preserve">Counting sort has performed incredibly well on the medium-long lists, only falling behind on the short lists. This could be due to the data </w:t>
+      </w:r>
+      <w:r>
+        <w:t>being relatively low numbers (under 100000)</w:t>
+      </w:r>
+      <w:r>
+        <w:t>.</w:t>
+      </w:r>
+      <w:r>
+        <w:br/>
+      </w:r>
+      <w:r>
+        <w:br/>
+        <w:t xml:space="preserve">Bubble sort was </w:t>
+      </w:r>
+      <w:proofErr w:type="spellStart"/>
+      <w:r>
+        <w:t>surpizingly</w:t>
+      </w:r>
+      <w:proofErr w:type="spellEnd"/>
+      <w:r>
+        <w:t xml:space="preserve"> effective, I expected much worse time while quick sort did worse than expected for the sorted lists. Merge was good across the board with the best times in sorted lists</w:t>
+      </w:r>
+      <w:r>
+        <w:t>.</w:t>
+      </w:r>
+    </w:p>
+    <w:p/>
+    <w:p>
+      <w:r>
+        <w:t xml:space="preserve">Bubble, insertion and selection were unable to be used for the long list tests due to the long time it would’ve taken (hours if not days for slower ones such as bubble sort, expected to take over a month of </w:t>
+      </w:r>
+      <w:proofErr w:type="spellStart"/>
+      <w:r>
+        <w:t>non stop</w:t>
+      </w:r>
+      <w:proofErr w:type="spellEnd"/>
+      <w:r>
+        <w:t xml:space="preserve"> work)</w:t>
       </w:r>
     </w:p>
     <w:sectPr>

--- a/results.docx
+++ b/results.docx
@@ -2,6 +2,284 @@
 <file path=word/document.xml><?xml version="1.0" encoding="utf-8"?>
 <w:document xmlns:wpc="http://schemas.microsoft.com/office/word/2010/wordprocessingCanvas" xmlns:cx="http://schemas.microsoft.com/office/drawing/2014/chartex" xmlns:cx1="http://schemas.microsoft.com/office/drawing/2015/9/8/chartex" xmlns:cx2="http://schemas.microsoft.com/office/drawing/2015/10/21/chartex" xmlns:cx3="http://schemas.microsoft.com/office/drawing/2016/5/9/chartex" xmlns:cx4="http://schemas.microsoft.com/office/drawing/2016/5/10/chartex" xmlns:cx5="http://schemas.microsoft.com/office/drawing/2016/5/11/chartex" xmlns:cx6="http://schemas.microsoft.com/office/drawing/2016/5/12/chartex" xmlns:cx7="http://schemas.microsoft.com/office/drawing/2016/5/13/chartex" xmlns:cx8="http://schemas.microsoft.com/office/drawing/2016/5/14/chartex" xmlns:mc="http://schemas.openxmlformats.org/markup-compatibility/2006" xmlns:aink="http://schemas.microsoft.com/office/drawing/2016/ink" xmlns:am3d="http://schemas.microsoft.com/office/drawing/2017/model3d" xmlns:o="urn:schemas-microsoft-com:office:office" xmlns:oel="http://schemas.microsoft.com/office/2019/extlst" xmlns:r="http://schemas.openxmlformats.org/officeDocument/2006/relationships" xmlns:m="http://schemas.openxmlformats.org/officeDocument/2006/math" xmlns:v="urn:schemas-microsoft-com:vml" xmlns:wp14="http://schemas.microsoft.com/office/word/2010/wordprocessingDrawing" xmlns:wp="http://schemas.openxmlformats.org/drawingml/2006/wordprocessingDrawing" xmlns:w10="urn:schemas-microsoft-com:office:word" xmlns:w="http://schemas.openxmlformats.org/wordprocessingml/2006/main" xmlns:w14="http://schemas.microsoft.com/office/word/2010/wordml" xmlns:w15="http://schemas.microsoft.com/office/word/2012/wordml" xmlns:w16cex="http://schemas.microsoft.com/office/word/2018/wordml/cex" xmlns:w16cid="http://schemas.microsoft.com/office/word/2016/wordml/cid" xmlns:w16="http://schemas.microsoft.com/office/word/2018/wordml" xmlns:w16sdtdh="http://schemas.microsoft.com/office/word/2020/wordml/sdtdatahash" xmlns:w16se="http://schemas.microsoft.com/office/word/2015/wordml/symex" xmlns:wpg="http://schemas.microsoft.com/office/word/2010/wordprocessingGroup" xmlns:wpi="http://schemas.microsoft.com/office/word/2010/wordprocessingInk" xmlns:wne="http://schemas.microsoft.com/office/word/2006/wordml" xmlns:wps="http://schemas.microsoft.com/office/word/2010/wordprocessingShape" mc:Ignorable="w14 w15 w16se w16cid w16 w16cex w16sdtdh wp14">
   <w:body>
+    <w:p>
+      <w:pPr>
+        <w:jc w:val="center"/>
+      </w:pPr>
+      <w:r>
+        <w:t>Ef</w:t>
+      </w:r>
+      <w:r>
+        <w:t>f</w:t>
+      </w:r>
+      <w:r>
+        <w:t>iciency of sorting algorithms</w:t>
+      </w:r>
+    </w:p>
+    <w:p>
+      <w:pPr>
+        <w:jc w:val="center"/>
+      </w:pPr>
+      <w:proofErr w:type="spellStart"/>
+      <w:r>
+        <w:t>Cioan</w:t>
+      </w:r>
+      <w:proofErr w:type="spellEnd"/>
+      <w:r>
+        <w:rPr>
+          <w:lang w:val="ro-RO"/>
+        </w:rPr>
+        <w:t>ă</w:t>
+      </w:r>
+      <w:r>
+        <w:t xml:space="preserve"> Diana</w:t>
+      </w:r>
+    </w:p>
+    <w:p>
+      <w:pPr>
+        <w:jc w:val="center"/>
+      </w:pPr>
+      <w:r>
+        <w:t xml:space="preserve">Faculty of Informatics, </w:t>
+      </w:r>
+      <w:proofErr w:type="spellStart"/>
+      <w:r>
+        <w:t>Timi</w:t>
+      </w:r>
+      <w:proofErr w:type="spellEnd"/>
+      <w:r>
+        <w:rPr>
+          <w:lang w:val="ro-RO"/>
+        </w:rPr>
+        <w:t>ș</w:t>
+      </w:r>
+      <w:proofErr w:type="spellStart"/>
+      <w:r>
+        <w:t>oara</w:t>
+      </w:r>
+      <w:proofErr w:type="spellEnd"/>
+    </w:p>
+    <w:p>
+      <w:pPr>
+        <w:jc w:val="center"/>
+      </w:pPr>
+      <w:r>
+        <w:t>Diana.cioana06@e-uvt.ro</w:t>
+      </w:r>
+    </w:p>
+    <w:p>
+      <w:pPr>
+        <w:jc w:val="center"/>
+      </w:pPr>
+      <w:r>
+        <w:t>Assesses 6 of the most popular sorting algorithms, their utility and how they compare to each</w:t>
+      </w:r>
+      <w:r>
+        <w:t xml:space="preserve"> </w:t>
+      </w:r>
+      <w:r>
+        <w:t>other</w:t>
+      </w:r>
+    </w:p>
+    <w:p>
+      <w:pPr>
+        <w:jc w:val="center"/>
+      </w:pPr>
+    </w:p>
+    <w:p>
+      <w:pPr>
+        <w:jc w:val="center"/>
+      </w:pPr>
+    </w:p>
+    <w:p>
+      <w:pPr>
+        <w:jc w:val="center"/>
+      </w:pPr>
+    </w:p>
+    <w:p>
+      <w:r>
+        <w:t>1 introduction</w:t>
+      </w:r>
+    </w:p>
+    <w:p>
+      <w:r>
+        <w:t>There are tens of named sorting algorithms in computer science, yet only a few truly worth using. While it is important to know and understand a good chunk of them, not all algorithms are created equal. Some</w:t>
+      </w:r>
+      <w:r>
+        <w:t xml:space="preserve"> could have higher time complexity while using little space, some take up larger amounts of space to speed up sorting, some try to balance both. This paper analyses 6 of the most </w:t>
+      </w:r>
+      <w:proofErr w:type="gramStart"/>
+      <w:r>
+        <w:t>well known</w:t>
+      </w:r>
+      <w:proofErr w:type="gramEnd"/>
+      <w:r>
+        <w:t xml:space="preserve"> ones and compares them taking into account use cases, complexity, personal experience and python simulations of manual implementations of them.</w:t>
+      </w:r>
+    </w:p>
+    <w:p>
+      <w:r>
+        <w:t>This paper goes through the issues people have when choosing an algorithm to use or learn, their performance, where each of them excel and data collected from simulations.</w:t>
+      </w:r>
+    </w:p>
+    <w:p/>
+    <w:p>
+      <w:r>
+        <w:t xml:space="preserve">2 formal </w:t>
+      </w:r>
+      <w:proofErr w:type="gramStart"/>
+      <w:r>
+        <w:t>presentation</w:t>
+      </w:r>
+      <w:proofErr w:type="gramEnd"/>
+      <w:r>
+        <w:t xml:space="preserve"> of problem &amp; solution</w:t>
+      </w:r>
+    </w:p>
+    <w:p>
+      <w:r>
+        <w:t xml:space="preserve">Each algorithm was given 3 samples of arrays of varying numbers to give an average of the time they need to sort them. The arrays were generated with a simple python script included in the attached </w:t>
+      </w:r>
+      <w:proofErr w:type="spellStart"/>
+      <w:r>
+        <w:t>github</w:t>
+      </w:r>
+      <w:proofErr w:type="spellEnd"/>
+      <w:r>
+        <w:t xml:space="preserve"> repository.</w:t>
+      </w:r>
+    </w:p>
+    <w:p>
+      <w:r>
+        <w:t>// expand on each algorithm</w:t>
+      </w:r>
+    </w:p>
+    <w:p>
+      <w:r>
+        <w:t xml:space="preserve">3 </w:t>
+      </w:r>
+      <w:proofErr w:type="gramStart"/>
+      <w:r>
+        <w:t>implementation</w:t>
+      </w:r>
+      <w:proofErr w:type="gramEnd"/>
+      <w:r>
+        <w:t xml:space="preserve"> of solution</w:t>
+      </w:r>
+    </w:p>
+    <w:p>
+      <w:r>
+        <w:t xml:space="preserve">Each algorithm was taken from common and easy to find sources (see /placeholder/ for more details) and implemented in python. All algorithms were given the same randomly generated simple arrays to work with, all of them also saved in the </w:t>
+      </w:r>
+      <w:proofErr w:type="spellStart"/>
+      <w:r>
+        <w:t>github</w:t>
+      </w:r>
+      <w:proofErr w:type="spellEnd"/>
+      <w:r>
+        <w:t xml:space="preserve"> repository.</w:t>
+      </w:r>
+    </w:p>
+    <w:p/>
+    <w:p>
+      <w:r>
+        <w:lastRenderedPageBreak/>
+        <w:t>In the repository the following can be found:</w:t>
+      </w:r>
+      <w:r>
+        <w:br/>
+        <w:t>-folders for each algorithm</w:t>
+      </w:r>
+    </w:p>
+    <w:p>
+      <w:r>
+        <w:t>-folder for the test script</w:t>
+      </w:r>
+    </w:p>
+    <w:p>
+      <w:r>
+        <w:t>-copy of this paper</w:t>
+      </w:r>
+    </w:p>
+    <w:p>
+      <w:r>
+        <w:t xml:space="preserve">Each algorithm folder contains the python script </w:t>
+      </w:r>
+      <w:proofErr w:type="gramStart"/>
+      <w:r>
+        <w:t>( run</w:t>
+      </w:r>
+      <w:proofErr w:type="gramEnd"/>
+      <w:r>
+        <w:t xml:space="preserve"> using “filename.py”) along with the test cases used. The test cases are included in each folder for easy separation if needed.</w:t>
+      </w:r>
+    </w:p>
+    <w:p>
+      <w:r>
+        <w:t xml:space="preserve">The test folder contains the script for generating new test cases. It </w:t>
+      </w:r>
+      <w:proofErr w:type="spellStart"/>
+      <w:r>
+        <w:t>it</w:t>
+      </w:r>
+      <w:proofErr w:type="spellEnd"/>
+      <w:r>
+        <w:t xml:space="preserve"> important to note that the files have a chance of being corrupted when writing and may need an encryption parameter when reading. To </w:t>
+      </w:r>
+      <w:r>
+        <w:t xml:space="preserve">customize the generation open generator.py and edit the variable “a”, specifically the </w:t>
+      </w:r>
+      <w:r>
+        <w:t>“</w:t>
+      </w:r>
+      <w:proofErr w:type="spellStart"/>
+      <w:proofErr w:type="gramStart"/>
+      <w:r>
+        <w:t>random.radint</w:t>
+      </w:r>
+      <w:proofErr w:type="spellEnd"/>
+      <w:proofErr w:type="gramEnd"/>
+      <w:r>
+        <w:t>”</w:t>
+      </w:r>
+      <w:r>
+        <w:t xml:space="preserve"> parameter. The first integer is the lowest value to be found in the generated file while the second is the highest. The file written will be stored in “</w:t>
+      </w:r>
+      <w:r>
+        <w:t>length.txt</w:t>
+      </w:r>
+      <w:r>
+        <w:t xml:space="preserve">” unless otherwise specified in the </w:t>
+      </w:r>
+      <w:r>
+        <w:t>“</w:t>
+      </w:r>
+      <w:r>
+        <w:t>open</w:t>
+      </w:r>
+      <w:r>
+        <w:t>”</w:t>
+      </w:r>
+      <w:r>
+        <w:t xml:space="preserve"> function.</w:t>
+      </w:r>
+    </w:p>
+    <w:p/>
+    <w:p>
+      <w:r>
+        <w:t xml:space="preserve">4 </w:t>
+      </w:r>
+      <w:proofErr w:type="gramStart"/>
+      <w:r>
+        <w:t>experiment</w:t>
+      </w:r>
+      <w:proofErr w:type="gramEnd"/>
+    </w:p>
+    <w:p>
+      <w:r>
+        <w:t>//make into graph + pros/cons each algorithm</w:t>
+      </w:r>
+    </w:p>
     <w:tbl>
       <w:tblPr>
         <w:tblStyle w:val="Tabelgril"/>
@@ -631,71 +909,140 @@
         </w:tc>
       </w:tr>
     </w:tbl>
-    <w:p>
-      <w:r>
-        <w:br/>
-        <w:t>Note that length2a, length4a and</w:t>
-      </w:r>
-      <w:r>
-        <w:t xml:space="preserve"> all of</w:t>
-      </w:r>
-      <w:r>
-        <w:t xml:space="preserve"> length5 are somewhat corrupted</w:t>
-      </w:r>
-      <w:r>
-        <w:t xml:space="preserve"> when writing</w:t>
-      </w:r>
-      <w:r>
-        <w:t xml:space="preserve"> and need encryption when reading, this is included in the algorithm files but needs to be kept in mind</w:t>
-      </w:r>
-      <w:r>
-        <w:t xml:space="preserve"> for other tests.</w:t>
-      </w:r>
-    </w:p>
     <w:p/>
     <w:p>
       <w:r>
-        <w:t xml:space="preserve">Counting sort has performed incredibly well on the medium-long lists, only falling behind on the short lists. This could be due to the data </w:t>
-      </w:r>
-      <w:r>
-        <w:t>being relatively low numbers (under 100000)</w:t>
-      </w:r>
-      <w:r>
-        <w:t>.</w:t>
-      </w:r>
-      <w:r>
-        <w:br/>
-      </w:r>
-      <w:r>
-        <w:br/>
-        <w:t xml:space="preserve">Bubble sort was </w:t>
+        <w:t>Bubble</w:t>
+      </w:r>
+      <w:r>
+        <w:t xml:space="preserve"> sort</w:t>
+      </w:r>
+    </w:p>
+    <w:p>
+      <w:r>
+        <w:t>Swaps adjacent elements until sorted</w:t>
+      </w:r>
+    </w:p>
+    <w:p/>
+    <w:p>
+      <w:r>
+        <w:t>Quick</w:t>
+      </w:r>
+      <w:r>
+        <w:t xml:space="preserve"> sort</w:t>
+      </w:r>
+    </w:p>
+    <w:p>
+      <w:r>
+        <w:t>Selects a pivot</w:t>
+      </w:r>
+      <w:r>
+        <w:t xml:space="preserve"> and moves smaller elements to the left and larger to the right. Continues with recursion</w:t>
+      </w:r>
+    </w:p>
+    <w:p/>
+    <w:p>
+      <w:r>
+        <w:t>Merge</w:t>
+      </w:r>
+      <w:r>
+        <w:t xml:space="preserve"> sort</w:t>
+      </w:r>
+    </w:p>
+    <w:p>
+      <w:r>
+        <w:t>Splits into smaller and smaller arrays then sorts</w:t>
+      </w:r>
+    </w:p>
+    <w:p/>
+    <w:p>
+      <w:r>
+        <w:t>Insert</w:t>
+      </w:r>
+      <w:r>
+        <w:t xml:space="preserve"> sort</w:t>
+      </w:r>
+    </w:p>
+    <w:p>
+      <w:r>
+        <w:t>Sorts the array starting from the left side and adds each element in its place</w:t>
+      </w:r>
+    </w:p>
+    <w:p/>
+    <w:p>
+      <w:r>
+        <w:t>Selection</w:t>
+      </w:r>
+      <w:r>
+        <w:t xml:space="preserve"> sort</w:t>
+      </w:r>
+    </w:p>
+    <w:p>
+      <w:r>
+        <w:t>Selects the smallest element and moves it to the left of the array until sorted</w:t>
+      </w:r>
+    </w:p>
+    <w:p/>
+    <w:p>
+      <w:r>
+        <w:t>Count</w:t>
+      </w:r>
+      <w:r>
+        <w:t xml:space="preserve"> sort</w:t>
+      </w:r>
+    </w:p>
+    <w:p>
+      <w:r>
+        <w:t>Counts each instance of a value in a frequency array</w:t>
+      </w:r>
+    </w:p>
+    <w:p/>
+    <w:p>
+      <w:r>
+        <w:t xml:space="preserve">5 related </w:t>
+      </w:r>
+      <w:proofErr w:type="gramStart"/>
+      <w:r>
+        <w:t>work</w:t>
+      </w:r>
+      <w:proofErr w:type="gramEnd"/>
+    </w:p>
+    <w:p>
+      <w:r>
+        <w:t xml:space="preserve">//include </w:t>
       </w:r>
       <w:proofErr w:type="spellStart"/>
       <w:r>
-        <w:t>surpizingly</w:t>
+        <w:t>googlescholar</w:t>
       </w:r>
       <w:proofErr w:type="spellEnd"/>
       <w:r>
-        <w:t xml:space="preserve"> effective, I expected much worse time while quick sort did worse than expected for the sorted lists. Merge was good across the board with the best times in sorted lists</w:t>
-      </w:r>
-      <w:r>
-        <w:t>.</w:t>
+        <w:t xml:space="preserve"> sources</w:t>
       </w:r>
     </w:p>
     <w:p/>
     <w:p>
       <w:r>
-        <w:t xml:space="preserve">Bubble, insertion and selection were unable to be used for the long list tests due to the long time it would’ve taken (hours if not days for slower ones such as bubble sort, expected to take over a month of </w:t>
-      </w:r>
-      <w:proofErr w:type="spellStart"/>
-      <w:r>
-        <w:t>non stop</w:t>
-      </w:r>
-      <w:proofErr w:type="spellEnd"/>
-      <w:r>
-        <w:t xml:space="preserve"> work)</w:t>
-      </w:r>
-    </w:p>
+        <w:t>6 conclusions</w:t>
+      </w:r>
+    </w:p>
+    <w:p>
+      <w:r>
+        <w:t>//best of each</w:t>
+      </w:r>
+    </w:p>
+    <w:p>
+      <w:r>
+        <w:t xml:space="preserve">7 </w:t>
+      </w:r>
+      <w:proofErr w:type="gramStart"/>
+      <w:r>
+        <w:t>bibliography</w:t>
+      </w:r>
+      <w:proofErr w:type="gramEnd"/>
+    </w:p>
+    <w:p/>
+    <w:p/>
     <w:sectPr>
       <w:pgSz w:w="12240" w:h="15840"/>
       <w:pgMar w:top="1440" w:right="1440" w:bottom="1440" w:left="1440" w:header="720" w:footer="720" w:gutter="0"/>
